--- a/docs/Data_Dungeon_Chapter_1_At_the_Threshold.docx
+++ b/docs/Data_Dungeon_Chapter_1_At_the_Threshold.docx
@@ -84,7 +84,7 @@
         <w:rPr>
           <w:sz w:val="20"/>
         </w:rPr>
-        <w:t>AI disclosure: ChatGPT assisted with drafting, instructional design, and code. Decorative illustrations were generated with OpenAI image generation. Human review is required before classroom release.</w:t>
+        <w:t>AI-created, human-prompted, human-edited, and human-verified using ChatGPT (OpenAI). Artwork: OpenAI image generation. Original contributions: CC0 1.0. See Publication License and AI Disclosure at the end.</w:t>
       </w:r>
     </w:p>
     <w:p>
@@ -92,7 +92,7 @@
         <w:rPr>
           <w:sz w:val="20"/>
         </w:rPr>
-        <w:t>Format reference: Michael Penta, Companion Materials for OpenStax: Introduction to Python Programming, Chapter 5 (2025), supplied Word document marked CC0 1.0. This companion uses original Java activities. Publication license remains to be finalized.</w:t>
+        <w:t>Format reference: Michael Penta, Companion Materials for OpenStax: Introduction to Python Programming, Chapter 5 (2025), supplied Word document marked CC0 1.0. This companion uses original Java activities. Original contributions are dedicated under CC0 1.0.</w:t>
       </w:r>
     </w:p>
     <w:p>
@@ -945,6 +945,73 @@
         <w:t xml:space="preserve">    }</w:t>
         <w:br/>
         <w:t>}</w:t>
+      </w:r>
+    </w:p>
+    <w:p>
+      <w:r>
+        <w:br w:type="page"/>
+      </w:r>
+    </w:p>
+    <w:p>
+      <w:pPr>
+        <w:pStyle w:val="Heading1"/>
+      </w:pPr>
+      <w:r>
+        <w:t>Publication License and AI Disclosure</w:t>
+      </w:r>
+    </w:p>
+    <w:p>
+      <w:pPr>
+        <w:pStyle w:val="Heading2"/>
+      </w:pPr>
+      <w:r>
+        <w:t>Open Reuse</w:t>
+      </w:r>
+    </w:p>
+    <w:p>
+      <w:r>
+        <w:t>To the extent the project rights holders own copyright or related rights, they dedicate the original contributions to Data Dungeon: The Linked Labyrinth to the public domain under CC0 1.0 Universal. This includes original teaching materials, Java code, verification code, and project artwork. You may copy, modify, redistribute, and use these contributions commercially. Attribution is appreciated but is not required for these CC0 contributions.</w:t>
+      </w:r>
+    </w:p>
+    <w:p>
+      <w:r>
+        <w:t>CC0 1.0 Universal: https://creativecommons.org/publicdomain/zero/1.0/</w:t>
+      </w:r>
+    </w:p>
+    <w:p>
+      <w:pPr>
+        <w:pStyle w:val="Heading2"/>
+      </w:pPr>
+      <w:r>
+        <w:t>Source Attribution and Exceptions</w:t>
+      </w:r>
+    </w:p>
+    <w:p>
+      <w:r>
+        <w:t>Pat Morin, Open Data Structures, Java edition: https://opendatastructures.org/ods-java/. The textbook and its accompanying source code are released under Creative Commons Attribution 2.5 Canada: https://creativecommons.org/licenses/by/2.5/ca/. Any reproduced or adapted Morin material retains that license and attribution requirement; this project’s CC0 dedication does not waive his rights. The companion adds a dungeon setting, focused workshops, renamed and simplified implementations, tests, instructor guidance, and AI learning activities. No endorsement by Pat Morin is implied.</w:t>
+      </w:r>
+    </w:p>
+    <w:p>
+      <w:r>
+        <w:t>Format inspiration: Michael Penta, Companion Materials for OpenStax: Introduction to Python Programming, Chapter 5 (2025), supplied under CC0 1.0. Other third-party material retains its applicable terms. CC0 applies only to rights held by the project rights holders and does not assert that AI-generated material is copyrightable.</w:t>
+      </w:r>
+    </w:p>
+    <w:p>
+      <w:pPr>
+        <w:pStyle w:val="Heading2"/>
+      </w:pPr>
+      <w:r>
+        <w:t>AI Disclosure</w:t>
+      </w:r>
+    </w:p>
+    <w:p>
+      <w:r>
+        <w:t>This work was AI-created, human-prompted, human-edited, and human-verified. Text, instructional activities, and code were generated using ChatGPT (OpenAI). Decorative artwork was generated using OpenAI image generation.</w:t>
+      </w:r>
+    </w:p>
+    <w:p>
+      <w:r>
+        <w:t>AI tool citation: OpenAI. (2026). ChatGPT [large language model]. https://chatgpt.com/. Exact model-version identifiers were not recorded. Human prompting, editing, and verification do not imply that the work is error-free or that classroom trials have been completed.</w:t>
       </w:r>
     </w:p>
     <w:sectPr>

--- a/docs/Data_Dungeon_Chapter_1_At_the_Threshold.docx
+++ b/docs/Data_Dungeon_Chapter_1_At_the_Threshold.docx
@@ -468,12 +468,12 @@
     </w:p>
     <w:p>
       <w:r>
-        <w:t>You may request explanations, diagrams, and diagnostic hints. Write the extension yourself. Identify the tool used and retain only the useful prompt, follow-up, and short response excerpt. Do not submit private information or a complete chat history.</w:t>
-      </w:r>
-    </w:p>
-    <w:p>
-      <w:r>
-        <w:t>If AI is unavailable, compare these two claims: “Moving copies the destination room” and “Moving assigns a destination reference to currentRoom.” Explain which is supported by the code. Write the question you would ask a tutor, answer it with a partner or instructor, and submit the same trace evidence. Label this the alternative route.</w:t>
+        <w:t>You may request explanations, diagrams, and diagnostic hints. Write the extension yourself. Use relevant parts of the response to check your understanding. Do not share private information with an AI tool.</w:t>
+      </w:r>
+    </w:p>
+    <w:p>
+      <w:r>
+        <w:t>If AI is unavailable, compare these two claims: “Moving copies the destination room” and “Moving assigns a destination reference to currentRoom.” Explain which is supported by the code. Write the question you would ask a tutor and explore it with a partner, instructor, or your own code trace.</w:t>
       </w:r>
     </w:p>
     <w:p>
@@ -589,7 +589,7 @@
         <w:pStyle w:val="Heading2"/>
       </w:pPr>
       <w:r>
-        <w:t>Testing and Submission</w:t>
+        <w:t>Testing and Reflection</w:t>
       </w:r>
     </w:p>
     <w:p>
@@ -599,7 +599,7 @@
     </w:p>
     <w:p>
       <w:r>
-        <w:t>Submit your four Java files; a labeled reference diagram; the original prediction trace; the compact test record; and the AI evidence or alternative. In 100–150 words, explain which reference changes during movement and why a one-way passage does not necessarily trap the player.</w:t>
+        <w:t>Explain which reference changes during movement and why a one-way passage does not necessarily trap the player.</w:t>
       </w:r>
     </w:p>
     <w:p>

--- a/docs/Data_Dungeon_Chapter_1_At_the_Threshold.docx
+++ b/docs/Data_Dungeon_Chapter_1_At_the_Threshold.docx
@@ -204,7 +204,7 @@
     </w:p>
     <w:p>
       <w:r>
-        <w:t>The appendix contains four complete Java files. Copy each listing into a plain-text file with the displayed filename, all in one folder. Use an installed Java development kit, not only a Java runtime. Your instructor may supply the same files directly.</w:t>
+        <w:t>Use the four supplied files in starter/chapter01. The appendix provides the same Java code for reference or manual copying. Keep all four files in one folder. Use a Java 11 or later development kit (JDK), not only a runtime; confirm java -version and javac -version work.</w:t>
       </w:r>
     </w:p>
     <w:p>
@@ -988,7 +988,7 @@
     </w:p>
     <w:p>
       <w:r>
-        <w:t>Pat Morin, Open Data Structures, Java edition: https://opendatastructures.org/ods-java/. The textbook and its accompanying source code are released under Creative Commons Attribution 2.5 Canada: https://creativecommons.org/licenses/by/2.5/ca/. Any reproduced or adapted Morin material retains that license and attribution requirement; this project’s CC0 dedication does not waive his rights. The companion adds a dungeon setting, focused workshops, renamed and simplified implementations, tests, instructor guidance, and AI learning activities. No endorsement by Pat Morin is implied.</w:t>
+        <w:t>Pat Morin, Open Data Structures (Java edition 0.1G): https://opendatastructures.org/ods-java/. The textbook and source code are licensed under CC BY 2.5 Canada: https://creativecommons.org/licenses/by/2.5/ca/. This companion adapts selected topics for dungeon workshops with renamed and simplified structures, new contracts, tests, and AI learning activities. Morin material retains its license, attribution, copyright notices, and warranty disclaimers; CC0 covers only original project contributions. Keep this credit and the license link with redistributed adaptations, including extracted code. No endorsement by Pat Morin is implied.</w:t>
       </w:r>
     </w:p>
     <w:p>
